--- a/交付成果/第三轮修订版/第三轮4周版/读书会15_心路过程与心识作用_4周资料包（第三版修订）/Word版/第1周_心路过程总说与五门心路_学员版.docx
+++ b/交付成果/第三轮修订版/第三轮4周版/读书会15_心路过程与心识作用_4周资料包（第三版修订）/Word版/第1周_心路过程总说与五门心路_学员版.docx
@@ -867,7 +867,7 @@
         <w:rPr>
           <w:b w:val="0"/>
         </w:rPr>
-        <w:t>[00:04:25.780] 五的。苦惧的。生时。产生了一个苦惧的生死，然后呢，这个生死呢，它转给我们后面的一门的心，产生一个领受心啊。然后推斗型啊。然后确定性，我们前面讲过对吧，好，然后是七个塑形性等等，它会升起一串的心路啊那后面再跟着七条分析，这个这个这个。这个扎针的这样的一个生门性的过程，这样你可以得出来说哦，这个人扎针呢很轻柔，这个人扎针呢很痛啊啊等等的。然后，或者你升起排斥的心，或者升起一个舍去的心啊，那这个呢，就是作用在我们身心上的呢，是果报心。而对这个果报呢，</w:t>
+        <w:t>[00:04:25.780] 五的。苦俱的。生时。产生了一个苦俱的生死，然后呢，这个生死呢，它转给我们后面的一门的心，产生一个领受心啊。然后推度心啊。然后确定性，我们前面讲过对吧，好，然后是七个速行等等，它会升起一串的心路啊那后面再跟着七条分析，这个这个这个。这个扎针的这样的一个生门性的过程，这样你可以得出来说哦，这个人扎针呢很轻柔，这个人扎针呢很痛啊啊等等的。然后，或者你升起排斥的心，或者升起一个舍去的心啊，那这个呢，就是作用在我们身心上的呢，是果报心。而对这个果报呢，</w:t>
       </w:r>
     </w:p>
     <w:p>
@@ -883,7 +883,7 @@
         <w:rPr>
           <w:b w:val="0"/>
         </w:rPr>
-        <w:t>[00:05:28.120] 好，那如果是佛陀或者一个阿拉汉呢？他面对果报生起来的心呢？他是唯作心？它围座星呢，它是美星。啊。那在这个美心呢？它为什么不叫善心呢？因为它不会留下业力。他没有业力啊，号称呢，就是比如经典讲述，像大雁飞过天空，它不会留留下痕迹一样啊，但是大雁飞国了，所以一个超越了善恶的圣者。阿拉汉圣者呢，他是会正确的去做事儿，但是他做的任何事儿不会留下业的力量，所以他这种心呢，就被称为叫。</w:t>
+        <w:t>[00:05:28.120] 好，那如果是佛陀或者一个阿拉汉呢？他面对果报生起来的心呢？他是唯作心？它唯作心呢，它是美心。啊。那在这个美心呢？它为什么不叫善心呢？因为它不会留下业力。他没有业力啊，号称呢，就是比如经典讲述，像大雁飞过天空，它不会留留下痕迹一样啊，但是大雁飞国了，所以一个超越了善恶的圣者。阿拉汉圣者呢，他是会正确的去做事儿，但是他做的任何事儿不会留下业的力量，所以他这种心呢，就被称为叫。</w:t>
       </w:r>
     </w:p>
     <w:p>
@@ -907,71 +907,71 @@
         <w:rPr>
           <w:b w:val="0"/>
         </w:rPr>
-        <w:t>[00:19:25.645] 禅下，你们三个小时没有妄念，那也就是你的禅那心的心路有三个小时那么长。啊，每一秒钟都有这个万亿个的新入升起啊，有这几十万亿的新升体啊，那么也就你这个每秒钟乘三个小时多少秒啊，拥有无数的这种刹那心就会升起来了，对。那么道心呢？只生起一个。初果只生起一个道心，然后就结束了。剩下来就是果心啊。道心呢，就是只升起一次初果，只升起一个初果道心，恶果只升起恶果道心，三果只升起一个三果道心，四果只升起一个四果道心，它不会一直升起来的。但是道心升起来之后呢，火星可以这个不断的升起，</w:t>
-      </w:r>
-    </w:p>
-    <w:p>
-      <w:r>
-        <w:rPr>
-          <w:b w:val="0"/>
-        </w:rPr>
-        <w:t>[00:20:19.000] 你就讲入果定呢，圣者要入果定呢啊，他第一次要再入果地呢，他需要再修观志观察某一类的这个。啊，这个名名色法的哈，这个无常苦我好，我看到它的坏灭，生灭看到它的坏灭，然后决意如果定好，那慢慢到熟悉以后呢，你其实啊，你决意啊，随时随地就像入场一样的，随时随地入果定，那也入果定呢，对。好，那么这个是这个啊，</w:t>
-      </w:r>
-    </w:p>
-    <w:p>
-      <w:r>
-        <w:rPr>
-          <w:b w:val="0"/>
-        </w:rPr>
-        <w:t>[00:21:36.550] 那后面呢，我们会细讲呢啊，那么它这个这个果报是怎么形成，在什么地方发生在一个心路里面，哪些是这个属于果宝星啊那比如说我们说比索圆心呢，它可以是这个大国宝星。啊，在欲界里面，彼所缘心可以是大果报性，但是我们讲五十啊，领受推夺啊，这些呢，都是成于无因的果报性，那无因的果报性就属于这个范畴里面的啊，无因果报性好。</w:t>
-      </w:r>
-    </w:p>
-    <w:p>
-      <w:r>
-        <w:rPr>
-          <w:b w:val="0"/>
-        </w:rPr>
-        <w:t>[00:22:09.300] 啊，那这个阿拉汉和佛陀，他的欲界的为作心呢，就跟跟八大善经长得是一样的。好，那么它的色界为轴心和无色界为轴心，它也是长得是一样的。所以虽然呢，我们是由八十九种心看起来很复杂，其实呢，你只要记住几个啊，第一个呢，就是这个不善心，它是比较特别一点啊，十二个不善心，贪有八个，然后呢，嗔有两个，愚痴有两个啊就是。这个这个十二个不善心啊，那剩下的就是大善的果报心啊，大善心大善果报心啊，这个大善为作心，它长得都一样。啊，这个这个欲界的色界的无色界的啊。啊，</w:t>
-      </w:r>
-    </w:p>
-    <w:p>
-      <w:r>
-        <w:rPr>
-          <w:b w:val="0"/>
-        </w:rPr>
-        <w:t>[00:23:03.580] 那么剩下一个要特别记的是什么呢？就是所谓的无因型。无音心总共有十八个啊，十八个无音心，十八个无音心呢，很好分啊，第一个呢，双五十，善的果报五十，不善的果报五十，眼耳鼻舌身啊，就十个了，好。</w:t>
-      </w:r>
-    </w:p>
-    <w:p>
-      <w:r>
-        <w:rPr>
-          <w:b w:val="0"/>
-        </w:rPr>
-        <w:t>[00:23:23.280] 然后呢，再加上什么呢？领受推夺。领受推夺星。我们在。</w:t>
-      </w:r>
-    </w:p>
-    <w:p>
-      <w:r>
-        <w:rPr>
-          <w:b w:val="0"/>
-        </w:rPr>
-        <w:t>[00:23:41.840] 领售推头星呢？我们在前面给大家讲过。啊。这个十啊嗯。这个十呢，就有双五十了。我们讲说双五十，经常讲叫双午十。就是眼耳鼻舌身。五十有善果报，有不善果报，合起来就是十个算五十。然后领受推夺。那有善果报的领受和推夺，有不善果报的领受和推夺，合起来就有再加四根，对吧？然后这个推夺星呢，它还有一个善果报的。越具推脱性。就上果报的越剧推夺星，</w:t>
-      </w:r>
-    </w:p>
-    <w:p>
-      <w:r>
-        <w:rPr>
-          <w:b w:val="0"/>
-        </w:rPr>
-        <w:t>[00:25:00.370] 推夺星里面就是等于推夺星呢，有三个星。这个推夺心有三个心，不善果报是舍去善果报呢，有舍句加业句两个心啊，有三个心好，所以那么。双午十加上这个这个两个领受星啊，两个推夺星啊，三个推夺星啊，双五十加上两个这个领受星，三个推夺星啊，合起来就是十五个星呢。啊，所以这个呢，就是我们说这个。啊，无因心里面，在欲界的无因心里面啊，这个这个跟果报心相关的呢，有十五个，十五个果，无因的果报心。那我们吴英星又有总共有十八个。</w:t>
-      </w:r>
-    </w:p>
-    <w:p>
-      <w:r>
-        <w:rPr>
-          <w:b w:val="0"/>
-        </w:rPr>
-        <w:t>[00:26:00.820] 那另外三个从哪里来呢？这个三个从哪里来呢？你看我们有个五门转向性对吧。我们转向星它也是无因的，它也不造业，还有一个一门转向心。它也是无因的，它不造业，它就只起转向作用的，那就去掉两个了。还有一个刚才讲的叫阿拉汉生肖性。对吧，啊阿拉汉生肖星。佛陀啊，独觉佛阿拉汉就这个微笑的时候啊，不是讲法的时候的笑，那是普通的微笑，它是生肖性，加起来有三个，那合起来就是十八个了啊，所以十八个无音星是这么来的。</w:t>
+        <w:t>[00:19:25.645] 禅下，你们三个小时没有妄念，那也就是你的禅那心的心路有三个小时那么长。啊，每一秒钟都有这个万亿个的新入升起啊，有这几十万亿的新升体啊，那么也就你这个每秒钟乘三个小时多少秒啊，拥有无数的这种刹那心就会升起来了，对。那么道心呢？只生起一个。初果只生起一个道心，然后就结束了。剩下来就是果心啊。道心呢，就是只升起一次初果，只升起一个初果道心，二果只升起二果道心，三果只升起一个三果道心，四果只升起一个四果道心，它不会一直升起来的。但是道心升起来之后呢，果心可以这个不断的升起，</w:t>
+      </w:r>
+    </w:p>
+    <w:p>
+      <w:r>
+        <w:rPr>
+          <w:b w:val="0"/>
+        </w:rPr>
+        <w:t>[00:20:19.000] 你就讲入果定呢，圣者要入果定呢啊，他第一次要再入果定呢，他需要再修观智观察某一类的这个。啊，这个名名色法的哈，这个无常苦我好，我看到它的坏灭，生灭看到它的坏灭，然后决意如果定好，那慢慢到熟悉以后呢，你其实啊，你决意啊，随时随地就像入场一样的，随时随地入果定，那也入果定呢，对。好，那么这个是这个啊，</w:t>
+      </w:r>
+    </w:p>
+    <w:p>
+      <w:r>
+        <w:rPr>
+          <w:b w:val="0"/>
+        </w:rPr>
+        <w:t>[00:21:36.550] 那后面呢，我们会细讲呢啊，那么它这个这个果报是怎么形成，在什么地方发生在一个心路里面，哪些是这个属于果报心啊那比如说我们说彼所缘心呢，它可以是这个大果报心。啊，在欲界里面，彼所缘心可以是大果报性，但是我们讲五识啊，领受推度啊，这些呢，都是成于无因的果报性，那无因的果报性就属于这个范畴里面的啊，无因果报性好。</w:t>
+      </w:r>
+    </w:p>
+    <w:p>
+      <w:r>
+        <w:rPr>
+          <w:b w:val="0"/>
+        </w:rPr>
+        <w:t>[00:22:09.300] 啊，那这个阿拉汉和佛陀，他的欲界的唯作心呢，就跟跟八大善经长得是一样的。好，那么它的色界唯作心和无色界唯作心，它也是长得是一样的。所以虽然呢，我们是由八十九种心看起来很复杂，其实呢，你只要记住几个啊，第一个呢，就是这个不善心，它是比较特别一点啊，十二个不善心，贪有八个，然后呢，嗔有两个，愚痴有两个啊就是。这个这个十二个不善心啊，那剩下的就是大善的果报心啊，大善心大善果报心啊，这个大善唯作心，它长得都一样。啊，这个这个欲界的色界的无色界的啊。啊，</w:t>
+      </w:r>
+    </w:p>
+    <w:p>
+      <w:r>
+        <w:rPr>
+          <w:b w:val="0"/>
+        </w:rPr>
+        <w:t>[00:23:03.580] 那么剩下一个要特别记的是什么呢？就是所谓的无因心。无因心总共有十八个啊，十八个无因心，十八个无因心呢，很好分啊，第一个呢，双五识，善的果报五识，不善的果报五识，眼耳鼻舌身啊，就十个了，好。</w:t>
+      </w:r>
+    </w:p>
+    <w:p>
+      <w:r>
+        <w:rPr>
+          <w:b w:val="0"/>
+        </w:rPr>
+        <w:t>[00:23:23.280] 然后呢，再加上什么呢？领受推度。领受推度心。我们在。</w:t>
+      </w:r>
+    </w:p>
+    <w:p>
+      <w:r>
+        <w:rPr>
+          <w:b w:val="0"/>
+        </w:rPr>
+        <w:t>[00:23:41.840] 领受推度心呢？我们在前面给大家讲过。啊。这个十啊嗯。这个十呢，就有双五识了。我们讲说双五识，经常讲叫双五识。就是眼耳鼻舌身。五识有善果报，有不善果报，合起来就是十个算五识。然后领受推度。那有善果报的领受和推度，有不善果报的领受和推度，合起来就有再加四根，对吧？然后这个推度心呢，它还有一个善果报的。悦俱推度心。就上果报的悦俱推度心，</w:t>
+      </w:r>
+    </w:p>
+    <w:p>
+      <w:r>
+        <w:rPr>
+          <w:b w:val="0"/>
+        </w:rPr>
+        <w:t>[00:25:00.370] 推度心里面就是等于推度心呢，有三个星。这个推度心有三个心，不善果报是舍去善果报呢，有舍句加业句两个心啊，有三个心好，所以那么。双五识加上这个这个两个领受星啊，两个推度心啊，三个推度心啊，双五识加上两个这个领受星，三个推度心啊，合起来就是十五个星呢。啊，所以这个呢，就是我们说这个。啊，无因心里面，在欲界的无因心里面啊，这个这个跟果报心相关的呢，有十五个，十五个果，无因的果报心。那我们无因心又有总共有十八个。</w:t>
+      </w:r>
+    </w:p>
+    <w:p>
+      <w:r>
+        <w:rPr>
+          <w:b w:val="0"/>
+        </w:rPr>
+        <w:t>[00:26:00.820] 那另外三个从哪里来呢？这个三个从哪里来呢？你看我们有个五门转向心对吧。我们转向心它也是无因的，它也不造业，还有一个意门转向心。它也是无因的，它不造业，它就只起转向作用的，那就去掉两个了。还有一个刚才讲的叫阿拉汉生笑心。对吧，啊阿拉汉生笑心。佛陀啊，独觉佛阿拉汉就这个微笑的时候啊，不是讲法的时候的笑，那是普通的微笑，它是生笑心，加起来有三个，那合起来就是十八个了啊，所以十八个无因心是这么来的。</w:t>
       </w:r>
     </w:p>
     <w:p>
@@ -987,23 +987,23 @@
         <w:rPr>
           <w:b w:val="0"/>
         </w:rPr>
-        <w:t>[00:26:46.430] 这个书形呢？这个对凡夫或者三果以下圣者呢？他要么是上心，要么是不上心。啊在塑形性来讲，因为它是造业。那如果是阿拉汉或者成佛了，他的修行心呢，就只会是围坐。他只是做，只是正确的做，不会留下业力，我们就清楚了，对吧。好，那么前面这个五十厘米受推夺。和后面这个彼所缘呢，它都是果报性。啊。</w:t>
-      </w:r>
-    </w:p>
-    <w:p>
-      <w:r>
-        <w:rPr>
-          <w:b w:val="0"/>
-        </w:rPr>
-        <w:t>[00:27:23.220] 那五识领受推夺呢，我们已经讲过，大家很熟了。</w:t>
-      </w:r>
-    </w:p>
-    <w:p>
-      <w:r>
-        <w:rPr>
-          <w:b w:val="0"/>
-        </w:rPr>
-        <w:t>[00:27:27.070] 五识呢，就是你在眼耳鼻舌身里面产生的那个眼睛，看到就会在这个地方升起一个眼识，耳朵听到就会在耳朵里升起一个耳识。好啊，有五识领受呢，就是你原来是在五根里面发生的，现在要把这个信息传递到我们的意门。传递到简单来讲，眼睛看呢，要传到你心脏这个地方来。那传到心脏这个地方呢，升起的第一个心呢，就叫领受性，它是先把它接过来，先领受过来，它并不心脏在这个时候并不对它进行分析或者是判断。啊，领受过来完以后呢，到推夺星呢，他就会给他做一下审查。就审查一下这个目标，在推夺的时候，它就有审查的作用，还有识别的作用。</w:t>
+        <w:t>[00:26:46.430] 这个速行呢？这个对凡夫或者三果以下圣者呢？他要么是善心，要么是不善心。啊在速行来讲，因为它是造业。那如果是阿拉汉或者成佛了，他的修行心呢，就只会是唯作。他只是做，只是正确的做，不会留下业力，我们就清楚了，对吧。好，那么前面这个五识厘米受推度。和后面这个彼所缘呢，它都是果报性。啊。</w:t>
+      </w:r>
+    </w:p>
+    <w:p>
+      <w:r>
+        <w:rPr>
+          <w:b w:val="0"/>
+        </w:rPr>
+        <w:t>[00:27:23.220] 那五识领受推度呢，我们已经讲过，大家很熟了。</w:t>
+      </w:r>
+    </w:p>
+    <w:p>
+      <w:r>
+        <w:rPr>
+          <w:b w:val="0"/>
+        </w:rPr>
+        <w:t>[00:27:27.070] 五识呢，就是你在眼耳鼻舌身里面产生的那个眼睛，看到就会在这个地方升起一个眼识，耳朵听到就会在耳朵里升起一个耳识。好啊，有五识领受呢，就是你原来是在五根里面发生的，现在要把这个信息传递到我们的意门。传递到简单来讲，眼睛看呢，要传到你心脏这个地方来。那传到心脏这个地方呢，升起的第一个心呢，就叫领受心，它是先把它接过来，先领受过来，它并不心脏在这个时候并不对它进行分析或者是判断。啊，领受过来完以后呢，到推度心呢，他就会给他做一下审查。就审查一下这个目标，在推度的时候，它就有审查的作用，还有识别的作用。</w:t>
       </w:r>
     </w:p>
     <w:p>
@@ -1032,7 +1032,7 @@
         <w:rPr>
           <w:b w:val="0"/>
         </w:rPr>
-        <w:t>[00:28:16.900] 啊。好，那我们一般呢这个。这个无我们讲说异界。</w:t>
+        <w:t>[00:28:16.900] 啊。好，那我们一般呢这个。这个无我们讲说意界。</w:t>
       </w:r>
     </w:p>
     <w:p>
@@ -1048,63 +1048,63 @@
         <w:rPr>
           <w:b w:val="0"/>
         </w:rPr>
-        <w:t>[00:28:40.040] 异界呢，就是指我们转向心加上这个领受性。我们转相心只有一个领受心，有善果报不善果报有两个对吧？合起来它有三颗。这个。这个称为叫异界性。</w:t>
-      </w:r>
-    </w:p>
-    <w:p>
-      <w:r>
-        <w:rPr>
-          <w:b w:val="0"/>
-        </w:rPr>
-        <w:t>[00:28:57.980] 那为什么把它称为欲界，就是意识界跟欲界是少了一个识嘛。就是这这个三个星啊，它是基本不识别那个目标的。这个五门转向心呢，就是它就像那个二传手一样，那就从原来从从有风啊，然后呢转起来朝向那个午门，它就起这个作用，它并不去看那个目标。啊，那目标看到或者听到闻到传导也这个这个这个啊，眼耳鼻生意判听嗅长处完了以后呢，交给这个一门去做运算。心里面接过来的第一个心，他只是负责接过来，他也不去做判断。所以这两个心其实它没有没有识别所缘的作用。所以不把它称为叫意识界把它称为叫。</w:t>
-      </w:r>
-    </w:p>
-    <w:p>
-      <w:r>
-        <w:rPr>
-          <w:b w:val="0"/>
-        </w:rPr>
-        <w:t>[00:29:51.480] 异界因为它还是在意门里面发生的，所以把它称为异界啊，</w:t>
-      </w:r>
-    </w:p>
-    <w:p>
-      <w:r>
-        <w:rPr>
-          <w:b w:val="0"/>
-        </w:rPr>
-        <w:t>[00:29:56.855] 这个是了解一下以后，大家呢可能会问起这个问题了。啊。那这个比索圆心呢？啊，他也是国宝型。啊。</w:t>
-      </w:r>
-    </w:p>
-    <w:p>
-      <w:r>
-        <w:rPr>
-          <w:b w:val="0"/>
-        </w:rPr>
-        <w:t>[00:30:09.020] 那我们讲说八大果报心，八大善果报心，它会在哪里出现呢？它只会在这个鼻索缘这边出现。对于欲界来讲。因为领受推夺都是很小的心，它不会是大果报信，它是无因的心，对吧？好，那这个是我们先知道一下这个，至于说后面呢，我们会再细讲啊。那我们就知道就是善心不善心的发生在这里，</w:t>
-      </w:r>
-    </w:p>
-    <w:p>
-      <w:r>
-        <w:rPr>
-          <w:b w:val="0"/>
-        </w:rPr>
-        <w:t>[00:30:38.310] 果报心呢，五十领受推多彼所缘啊，那这个这个无因心呢，就是从五识啊啊五门转向啊，这五十啊领受推夺啊，意门转向啊。啊确定性啊都是无因性。它都是无阴星好，那树形星里面呢，基本上都是有阴性。除了阿拉汉生小心。它是无因的，其他都是有因的心好，</w:t>
-      </w:r>
-    </w:p>
-    <w:p>
-      <w:r>
-        <w:rPr>
-          <w:b w:val="0"/>
-        </w:rPr>
-        <w:t>[00:31:07.210] 那么彼所缘呢，可以是有因的，可以是无因的，可以是八大善果宝性，也可以是舍去推脱性啊啊，那也可以是愿具推脱心啊，那所以它有十一种心，就是八大善果报心。加上啊，善果报的舍罪推脱心和善果报的越具推脱性。再加上一个不善果报的舍罪推脱性，它有三个合起来是等于十一个与所缘性，这是果报性的。</w:t>
-      </w:r>
-    </w:p>
-    <w:p>
-      <w:r>
-        <w:rPr>
-          <w:b w:val="0"/>
-        </w:rPr>
-        <w:t>[00:31:40.120] 好，那剩下的就是像这个有分星呢，都称为果报星，都称为果报星，所以我们就是把这个简单的做个了解呢，我们就会啊，就不会觉得这个八十九星很复杂了啊好。</w:t>
+        <w:t>[00:28:40.040] 意界呢，就是指我们转向心加上这个领受心。我们转向心只有一个领受心，有善果报不善果报有两个对吧？合起来它有三颗。这个。这个称为叫意界。</w:t>
+      </w:r>
+    </w:p>
+    <w:p>
+      <w:r>
+        <w:rPr>
+          <w:b w:val="0"/>
+        </w:rPr>
+        <w:t>[00:28:57.980] 那为什么把它称为欲界，就是意识界跟欲界是少了一个识嘛。就是这这个三个星啊，它是基本不识别那个目标的。这个五门转向心呢，就是它就像那个二传手一样，那就从原来从从有分啊，然后呢转起来朝向那个五门，它就起这个作用，它并不去看那个目标。啊，那目标看到或者听到闻到传导也这个这个这个啊，眼耳鼻生意判听嗅长处完了以后呢，交给这个一门去做运算。心里面接过来的第一个心，他只是负责接过来，他也不去做判断。所以这两个心其实它没有没有识别所缘的作用。所以不把它称为叫意识界把它称为叫。</w:t>
+      </w:r>
+    </w:p>
+    <w:p>
+      <w:r>
+        <w:rPr>
+          <w:b w:val="0"/>
+        </w:rPr>
+        <w:t>[00:29:51.480] 意界因为它还是在意门里面发生的，所以把它称为意界啊，</w:t>
+      </w:r>
+    </w:p>
+    <w:p>
+      <w:r>
+        <w:rPr>
+          <w:b w:val="0"/>
+        </w:rPr>
+        <w:t>[00:29:56.855] 这个是了解一下以后，大家呢可能会问起这个问题了。啊。那这个彼所缘心呢？啊，他也是果报心。啊。</w:t>
+      </w:r>
+    </w:p>
+    <w:p>
+      <w:r>
+        <w:rPr>
+          <w:b w:val="0"/>
+        </w:rPr>
+        <w:t>[00:30:09.020] 那我们讲说八大果报心，八大善果报心，它会在哪里出现呢？它只会在这个彼所缘这边出现。对于欲界来讲。因为领受推度都是很小的心，它不会是大果报心，它是无因的心，对吧？好，那这个是我们先知道一下这个，至于说后面呢，我们会再细讲啊。那我们就知道就是善心不善心的发生在这里，</w:t>
+      </w:r>
+    </w:p>
+    <w:p>
+      <w:r>
+        <w:rPr>
+          <w:b w:val="0"/>
+        </w:rPr>
+        <w:t>[00:30:38.310] 果报心呢，五识领受推度彼所缘啊，那这个这个无因心呢，就是从五识啊啊五门转向啊，这五识啊领受推度啊，意门转向啊。啊确定性啊都是无因性。它都是无因心好，那速行心里面呢，基本上都是有阴性。除了阿拉汉生笑心。它是无因的，其他都是有因的心好，</w:t>
+      </w:r>
+    </w:p>
+    <w:p>
+      <w:r>
+        <w:rPr>
+          <w:b w:val="0"/>
+        </w:rPr>
+        <w:t>[00:31:07.210] 那么彼所缘呢，可以是有因的，可以是无因的，可以是八大善果宝性，也可以是舍俱推度心啊啊，那也可以是悦俱推度心啊，那所以它有十一种心，就是八大善果报心。加上啊，善果报的舍俱推度心和善果报的悦俱推度心。再加上一个不善果报的舍罪推度性，它有三个合起来是等于十一个与所缘性，这是果报性的。</w:t>
+      </w:r>
+    </w:p>
+    <w:p>
+      <w:r>
+        <w:rPr>
+          <w:b w:val="0"/>
+        </w:rPr>
+        <w:t>[00:31:40.120] 好，那剩下的就是像这个有分星呢，都称为果报心，都称为果报心，所以我们就是把这个简单的做个了解呢，我们就会啊，就不会觉得这个八十九星很复杂了啊好。</w:t>
       </w:r>
     </w:p>
     <w:p>
@@ -1120,7 +1120,7 @@
         <w:rPr>
           <w:b w:val="0"/>
         </w:rPr>
-        <w:t>[00:32:10.980] 啊，这个善心不善心是在心路里面放哪里的啊，火爆星在心路里面放哪里的？围坐星在心路放哪里的？无音星是在什么地方好，</w:t>
+        <w:t>[00:32:10.980] 啊，这个善心不善心是在心路里面放哪里的啊，火爆星在心路里面放哪里的？唯作心在心路放哪里的？无因心是在什么地方好，</w:t>
       </w:r>
     </w:p>
     <w:p>
@@ -3576,7 +3576,7 @@
         <w:rPr>
           <w:b w:val="0"/>
         </w:rPr>
-        <w:t>[00:03:27.960] 嘿嘿啊，所以它是要一个是作用在色身上，第二个它作用在精神层面上的，对吧，精神层面上呢，我们称为叫民法呢。</w:t>
+        <w:t>[00:03:27.960] 嘿嘿啊，所以它是要一个是作用在色身上，第二个它作用在精神层面上的，对吧，精神层面上呢，我们称为叫名法呢。</w:t>
       </w:r>
     </w:p>
     <w:p>
@@ -3591,7 +3591,7 @@
         <w:rPr>
           <w:b w:val="0"/>
         </w:rPr>
-        <w:t>[00:03:39.200] 啊，在明法呢，就是果报心，以果报心的方式。出现。啊，那这个身体呢，它是以出通过这种这个夜生色啊夜生色法啊的角度出现啊，或者你身体呢被外在的东西所撞击。啊，那这个比如说你扎针了。扎针的皮肤，这个皮肤感觉到有针刺的感觉。啊，那么这种觉受呢，它其实是身体的这个生净色。深进色产生的这个接触这个这个针啊，这个接触完以后呢，它产生的一个。</w:t>
+        <w:t>[00:03:39.200] 啊，在名法呢，就是果报心，以果报心的方式。出现。啊，那这个身体呢，它是以出通过这种这个业生色啊业生色法啊的角度出现啊，或者你身体呢被外在的东西所撞击。啊，那这个比如说你扎针了。扎针的皮肤，这个皮肤感觉到有针刺的感觉。啊，那么这种觉受呢，它其实是身体的这个身净色。身净色产生的这个接触这个这个针啊，这个接触完以后呢，它产生的一个。</w:t>
       </w:r>
     </w:p>
     <w:p>
@@ -3629,7 +3629,7 @@
         <w:rPr>
           <w:b w:val="0"/>
         </w:rPr>
-        <w:t>[00:35:52.010] 首先呢，上面是。褐色的这个是十二个不上心。十二个菩上星呢，有八个跟汤相应的。有两个跟称相应的，有两个，有一个跟乙相应的，一个跟个钓具相应的。这个，这个是痴，是痴形，说痴形啊。好，那么剩下呢，就是这有三块哦。</w:t>
+        <w:t>[00:35:52.010] 首先呢，上面是。褐色的这个是十二个不善心。十二个不善心呢，有八个跟贪相应的。有两个跟嗔相应的，有两个，有一个跟乙相应的，一个跟个钓具相应的。这个，这个是痴，是痴形，说痴形啊。好，那么剩下呢，就是这有三块哦。</w:t>
       </w:r>
     </w:p>
     <w:p>
@@ -3644,7 +3644,7 @@
         <w:rPr>
           <w:b w:val="0"/>
         </w:rPr>
-        <w:t>[00:36:24.560] 三块呢，其实都是一样。你看，月季之相应，有形无形，舍计之相应有形无形，月句自不相应，有形无形，月己舍计自不相应，无形无形。然后呢，它其实呢，就是说这个是比如说这个是上心。这个是果报心，这个是伪作心，这是欲界的大三为作心，它就这么排列，我们就这么来看了啊。好，那么。这个。有形无形呢，我们是受到怂恿啊，或者鼓励啊，或者别人教唆啊，或者你自己教唆自己啊啊，自己说服自己啊啊，那么像这个。这个呢就被称为叫做啊有形了啊。</w:t>
+        <w:t>[00:36:24.560] 三块呢，其实都是一样。你看，月季之相应，有形无形，舍计之相应有形无形，月句自不相应，有形无形，月己舍计自不相应，无形无形。然后呢，它其实呢，就是说这个是比如说这个是善心。这个是果报心，这个是唯作心，这是欲界的大善唯作心，它就这么排列，我们就这么来看了啊。好，那么。这个。有形无形呢，我们是受到怂恿啊，或者鼓励啊，或者别人教唆啊，或者你自己教唆自己啊啊，自己说服自己啊啊，那么像这个。这个呢就被称为叫做啊有形了啊。</w:t>
       </w:r>
     </w:p>
     <w:p>

--- a/交付成果/第三轮修订版/第三轮4周版/读书会15_心路过程与心识作用_4周资料包（第三版修订）/Word版/第1周_心路过程总说与五门心路_学员版.docx
+++ b/交付成果/第三轮修订版/第三轮4周版/读书会15_心路过程与心识作用_4周资料包（第三版修订）/Word版/第1周_心路过程总说与五门心路_学员版.docx
@@ -867,7 +867,7 @@
         <w:rPr>
           <w:b w:val="0"/>
         </w:rPr>
-        <w:t>[00:04:25.780] 五的。苦俱的。生时。产生了一个苦俱的生死，然后呢，这个生死呢，它转给我们后面的一门的心，产生一个领受心啊。然后推度心啊。然后确定性，我们前面讲过对吧，好，然后是七个速行等等，它会升起一串的心路啊那后面再跟着七条分析，这个这个这个。这个扎针的这样的一个生门性的过程，这样你可以得出来说哦，这个人扎针呢很轻柔，这个人扎针呢很痛啊啊等等的。然后，或者你升起排斥的心，或者升起一个舍去的心啊，那这个呢，就是作用在我们身心上的呢，是果报心。而对这个果报呢，</w:t>
+        <w:t>[00:04:25.780] 五识。苦俱的身识。产生了一个苦俱的身识，然后呢，这个身识呢，它转给我们后面的一门的心，产生一个领受心啊。然后推度心啊。然后确定性，我们前面讲过对吧，好，然后是七个速行等等，它会升起一串的心路啊那后面再跟着七条分析，这个这个这个。这个扎针的这样的一个身门性的过程，这样你可以得出来说哦，这个人扎针呢很轻柔，这个人扎针呢很痛啊啊等等的。然后，或者你升起排斥的心，或者升起一个舍俱的心啊，那这个呢，就是作用在我们身心上的呢，是果报心。而对这个果报呢，</w:t>
       </w:r>
     </w:p>
     <w:p>
@@ -907,15 +907,15 @@
         <w:rPr>
           <w:b w:val="0"/>
         </w:rPr>
-        <w:t>[00:19:25.645] 禅下，你们三个小时没有妄念，那也就是你的禅那心的心路有三个小时那么长。啊，每一秒钟都有这个万亿个的新入升起啊，有这几十万亿的新升体啊，那么也就你这个每秒钟乘三个小时多少秒啊，拥有无数的这种刹那心就会升起来了，对。那么道心呢？只生起一个。初果只生起一个道心，然后就结束了。剩下来就是果心啊。道心呢，就是只升起一次初果，只升起一个初果道心，二果只升起二果道心，三果只升起一个三果道心，四果只升起一个四果道心，它不会一直升起来的。但是道心升起来之后呢，果心可以这个不断的升起，</w:t>
-      </w:r>
-    </w:p>
-    <w:p>
-      <w:r>
-        <w:rPr>
-          <w:b w:val="0"/>
-        </w:rPr>
-        <w:t>[00:20:19.000] 你就讲入果定呢，圣者要入果定呢啊，他第一次要再入果定呢，他需要再修观智观察某一类的这个。啊，这个名名色法的哈，这个无常苦我好，我看到它的坏灭，生灭看到它的坏灭，然后决意如果定好，那慢慢到熟悉以后呢，你其实啊，你决意啊，随时随地就像入场一样的，随时随地入果定，那也入果定呢，对。好，那么这个是这个啊，</w:t>
+        <w:t>[00:19:25.645] 禅下，你们三个小时没有妄念，那也就是你的禅那心的心路有三个小时那么长。啊，每一秒钟都有这个万亿个的心生升起啊，有这几十万亿的心生起啊，那么也就你这个每秒钟乘三个小时多少秒啊，拥有无数的这种刹那心就会升起来了，对。那么道心呢？只生起一个。初果只生起一个道心，然后就结束了。剩下来就是果心啊。道心呢，就是只升起一次初果，只升起一个初果道心，二果只升起二果道心，三果只升起一个三果道心，四果只升起一个四果道心，它不会一直升起来的。但是道心升起来之后呢，果心可以这个不断的升起，</w:t>
+      </w:r>
+    </w:p>
+    <w:p>
+      <w:r>
+        <w:rPr>
+          <w:b w:val="0"/>
+        </w:rPr>
+        <w:t>[00:20:19.000] 你就讲入果定呢，圣者要入果定呢啊，他第一次要再入果定呢，他需要再修观智观察某一类的这个。啊，这个名色法的哈，这个无常苦我好，我看到它的坏灭，生灭看到它的坏灭，然后决意如果定好，那慢慢到熟悉以后呢，你其实啊，你决意啊，随时随地就像入场一样的，随时随地入果定，那也入果定呢，对。好，那么这个是这个啊，</w:t>
       </w:r>
     </w:p>
     <w:p>
@@ -963,7 +963,7 @@
         <w:rPr>
           <w:b w:val="0"/>
         </w:rPr>
-        <w:t>[00:25:00.370] 推度心里面就是等于推度心呢，有三个星。这个推度心有三个心，不善果报是舍去善果报呢，有舍句加业句两个心啊，有三个心好，所以那么。双五识加上这个这个两个领受星啊，两个推度心啊，三个推度心啊，双五识加上两个这个领受星，三个推度心啊，合起来就是十五个星呢。啊，所以这个呢，就是我们说这个。啊，无因心里面，在欲界的无因心里面啊，这个这个跟果报心相关的呢，有十五个，十五个果，无因的果报心。那我们无因心又有总共有十八个。</w:t>
+        <w:t>[00:25:00.370] 推度心里面就是等于推度心呢，有三个星。这个推度心有三个心，不善果报是舍俱善果报呢，有舍俱加悦俱两个心啊，有三个心好，所以那么。双五识加上这个这个两个领受星啊，两个推度心啊，三个推度心啊，双五识加上两个这个领受星，三个推度心啊，合起来就是十五个星呢。啊，所以这个呢，就是我们说这个。啊，无因心里面，在欲界的无因心里面啊，这个这个跟果报心相关的呢，有十五个，十五个果，无因的果报心。那我们无因心又有总共有十八个。</w:t>
       </w:r>
     </w:p>
     <w:p>
@@ -987,7 +987,7 @@
         <w:rPr>
           <w:b w:val="0"/>
         </w:rPr>
-        <w:t>[00:26:46.430] 这个速行呢？这个对凡夫或者三果以下圣者呢？他要么是善心，要么是不善心。啊在速行来讲，因为它是造业。那如果是阿拉汉或者成佛了，他的修行心呢，就只会是唯作。他只是做，只是正确的做，不会留下业力，我们就清楚了，对吧。好，那么前面这个五识厘米受推度。和后面这个彼所缘呢，它都是果报性。啊。</w:t>
+        <w:t>[00:26:46.430] 这个速行呢？这个对凡夫或者三果以下圣者呢？他要么是善心，要么是不善心。啊在速行来讲，因为它是造业。那如果是阿拉汉或者成佛了，他的速行心呢，就只会是唯作。他只是做，只是正确的做，不会留下业力，我们就清楚了，对吧。好，那么前面这个五识厘米受推度。和后面这个彼所缘呢，它都是果报性。啊。</w:t>
       </w:r>
     </w:p>
     <w:p>
@@ -1120,7 +1120,7 @@
         <w:rPr>
           <w:b w:val="0"/>
         </w:rPr>
-        <w:t>[00:32:10.980] 啊，这个善心不善心是在心路里面放哪里的啊，火爆星在心路里面放哪里的？唯作心在心路放哪里的？无因心是在什么地方好，</w:t>
+        <w:t>[00:32:10.980] 啊，这个善心不善心是在心路里面放哪里的啊，果报心在心路里面放哪里的？唯作心在心路放哪里的？无因心是在什么地方好，</w:t>
       </w:r>
     </w:p>
     <w:p>
@@ -3629,7 +3629,7 @@
         <w:rPr>
           <w:b w:val="0"/>
         </w:rPr>
-        <w:t>[00:35:52.010] 首先呢，上面是。褐色的这个是十二个不善心。十二个不善心呢，有八个跟贪相应的。有两个跟嗔相应的，有两个，有一个跟乙相应的，一个跟个钓具相应的。这个，这个是痴，是痴形，说痴形啊。好，那么剩下呢，就是这有三块哦。</w:t>
+        <w:t>[00:35:52.010] 首先呢，上面是。褐色的这个是十二个不善心。十二个不善心呢，有八个跟贪相应的。有两个跟嗔相应的，有两个，有一个跟疑相应的，一个跟掉举相应的。这个，这个是痴，是痴心，说痴心啊。好，那么剩下呢，就是这有三块哦。</w:t>
       </w:r>
     </w:p>
     <w:p>
@@ -3644,7 +3644,7 @@
         <w:rPr>
           <w:b w:val="0"/>
         </w:rPr>
-        <w:t>[00:36:24.560] 三块呢，其实都是一样。你看，月季之相应，有形无形，舍计之相应有形无形，月句自不相应，有形无形，月己舍计自不相应，无形无形。然后呢，它其实呢，就是说这个是比如说这个是善心。这个是果报心，这个是唯作心，这是欲界的大善唯作心，它就这么排列，我们就这么来看了啊。好，那么。这个。有形无形呢，我们是受到怂恿啊，或者鼓励啊，或者别人教唆啊，或者你自己教唆自己啊啊，自己说服自己啊啊，那么像这个。这个呢就被称为叫做啊有形了啊。</w:t>
+        <w:t>[00:36:24.560] 三块呢，其实都是一样。你看，悦俱之相应，有形无形，舍俱之相应有形无形，悦俱自不相应，有形无形，悦俱舍俱自不相应，无形无形。然后呢，它其实呢，就是说这个是比如说这个是善心。这个是果报心，这个是唯作心，这是欲界的大善唯作心，它就这么排列，我们就这么来看了啊。好，那么。这个。有形无形呢，我们是受到怂恿啊，或者鼓励啊，或者别人教唆啊，或者你自己教唆自己啊啊，自己说服自己啊啊，那么像这个。这个呢就被称为叫做啊有形了啊。</w:t>
       </w:r>
     </w:p>
     <w:p>

--- a/交付成果/第三轮修订版/第三轮4周版/读书会15_心路过程与心识作用_4周资料包（第三版修订）/Word版/第1周_心路过程总说与五门心路_学员版.docx
+++ b/交付成果/第三轮修订版/第三轮4周版/读书会15_心路过程与心识作用_4周资料包（第三版修订）/Word版/第1周_心路过程总说与五门心路_学员版.docx
@@ -883,7 +883,7 @@
         <w:rPr>
           <w:b w:val="0"/>
         </w:rPr>
-        <w:t>[00:05:28.120] 好，那如果是佛陀或者一个阿拉汉呢？他面对果报生起来的心呢？他是唯作心？它唯作心呢，它是美心。啊。那在这个美心呢？它为什么不叫善心呢？因为它不会留下业力。他没有业力啊，号称呢，就是比如经典讲述，像大雁飞过天空，它不会留留下痕迹一样啊，但是大雁飞国了，所以一个超越了善恶的圣者。阿拉汉圣者呢，他是会正确的去做事儿，但是他做的任何事儿不会留下业的力量，所以他这种心呢，就被称为叫。</w:t>
+        <w:t>[00:05:28.120] 好，那如果是佛陀或者一个阿拉汉呢？他面对果报生起来的心呢？他是唯作心？它唯作心呢，它是美心。啊。那在这个美心呢？它为什么不叫善心呢？因为它不会留下业力。他没有业力啊，号称呢，就是比如经典讲述，像大雁飞过天空，它不会留留下痕迹一样啊，但是大雁飞过了，所以一个超越了善恶的圣者。阿拉汉圣者呢，他是会正确的去做事儿，但是他做的任何事儿不会留下业的力量，所以他这种心呢，就被称为叫。</w:t>
       </w:r>
     </w:p>
     <w:p>
@@ -907,7 +907,7 @@
         <w:rPr>
           <w:b w:val="0"/>
         </w:rPr>
-        <w:t>[00:19:25.645] 禅下，你们三个小时没有妄念，那也就是你的禅那心的心路有三个小时那么长。啊，每一秒钟都有这个万亿个的心生升起啊，有这几十万亿的心生起啊，那么也就你这个每秒钟乘三个小时多少秒啊，拥有无数的这种刹那心就会升起来了，对。那么道心呢？只生起一个。初果只生起一个道心，然后就结束了。剩下来就是果心啊。道心呢，就是只升起一次初果，只升起一个初果道心，二果只升起二果道心，三果只升起一个三果道心，四果只升起一个四果道心，它不会一直升起来的。但是道心升起来之后呢，果心可以这个不断的升起，</w:t>
+        <w:t>[00:19:25.645] 禅那，你们三个小时没有妄念，那也就是你的禅那心的心路有三个小时那么长。啊，每一秒钟都有这个万亿个的心生升起啊，有这几十万亿的心生起啊，那么也就你这个每秒钟乘三个小时多少秒啊，拥有无数的这种刹那心就会升起来了，对。那么道心呢？只生起一个。初果只生起一个道心，然后就结束了。剩下来就是果心啊。道心呢，就是只升起一次初果，只升起一个初果道心，二果只升起二果道心，三果只升起一个三果道心，四果只升起一个四果道心，它不会一直升起来的。但是道心升起来之后呢，果心可以这个不断的升起，</w:t>
       </w:r>
     </w:p>
     <w:p>
@@ -931,7 +931,7 @@
         <w:rPr>
           <w:b w:val="0"/>
         </w:rPr>
-        <w:t>[00:22:09.300] 啊，那这个阿拉汉和佛陀，他的欲界的唯作心呢，就跟跟八大善经长得是一样的。好，那么它的色界唯作心和无色界唯作心，它也是长得是一样的。所以虽然呢，我们是由八十九种心看起来很复杂，其实呢，你只要记住几个啊，第一个呢，就是这个不善心，它是比较特别一点啊，十二个不善心，贪有八个，然后呢，嗔有两个，愚痴有两个啊就是。这个这个十二个不善心啊，那剩下的就是大善的果报心啊，大善心大善果报心啊，这个大善唯作心，它长得都一样。啊，这个这个欲界的色界的无色界的啊。啊，</w:t>
+        <w:t>[00:22:09.300] 啊，那这个阿拉汉和佛陀，他的欲界的唯作心呢，就跟跟八大善心长得是一样的。好，那么它的色界唯作心和无色界唯作心，它也是长得是一样的。所以虽然呢，我们是由八十九种心看起来很复杂，其实呢，你只要记住几个啊，第一个呢，就是这个不善心，它是比较特别一点啊，十二个不善心，贪有八个，然后呢，嗔有两个，愚痴有两个啊就是。这个这个十二个不善心啊，那剩下的就是大善的果报心啊，大善心大善果报心啊，这个大善唯作心，它长得都一样。啊，这个这个欲界的色界的无色界的啊。啊，</w:t>
       </w:r>
     </w:p>
     <w:p>
@@ -955,23 +955,23 @@
         <w:rPr>
           <w:b w:val="0"/>
         </w:rPr>
-        <w:t>[00:23:41.840] 领受推度心呢？我们在前面给大家讲过。啊。这个十啊嗯。这个十呢，就有双五识了。我们讲说双五识，经常讲叫双五识。就是眼耳鼻舌身。五识有善果报，有不善果报，合起来就是十个算五识。然后领受推度。那有善果报的领受和推度，有不善果报的领受和推度，合起来就有再加四根，对吧？然后这个推度心呢，它还有一个善果报的。悦俱推度心。就上果报的悦俱推度心，</w:t>
-      </w:r>
-    </w:p>
-    <w:p>
-      <w:r>
-        <w:rPr>
-          <w:b w:val="0"/>
-        </w:rPr>
-        <w:t>[00:25:00.370] 推度心里面就是等于推度心呢，有三个星。这个推度心有三个心，不善果报是舍俱善果报呢，有舍俱加悦俱两个心啊，有三个心好，所以那么。双五识加上这个这个两个领受星啊，两个推度心啊，三个推度心啊，双五识加上两个这个领受星，三个推度心啊，合起来就是十五个星呢。啊，所以这个呢，就是我们说这个。啊，无因心里面，在欲界的无因心里面啊，这个这个跟果报心相关的呢，有十五个，十五个果，无因的果报心。那我们无因心又有总共有十八个。</w:t>
-      </w:r>
-    </w:p>
-    <w:p>
-      <w:r>
-        <w:rPr>
-          <w:b w:val="0"/>
-        </w:rPr>
-        <w:t>[00:26:00.820] 那另外三个从哪里来呢？这个三个从哪里来呢？你看我们有个五门转向心对吧。我们转向心它也是无因的，它也不造业，还有一个意门转向心。它也是无因的，它不造业，它就只起转向作用的，那就去掉两个了。还有一个刚才讲的叫阿拉汉生笑心。对吧，啊阿拉汉生笑心。佛陀啊，独觉佛阿拉汉就这个微笑的时候啊，不是讲法的时候的笑，那是普通的微笑，它是生笑心，加起来有三个，那合起来就是十八个了啊，所以十八个无因心是这么来的。</w:t>
+        <w:t>[00:23:41.840] 领受推度心呢？我们在前面给大家讲过。啊。这个十啊嗯。这个十呢，就有双五识了。我们讲说双五识，经常讲叫双五识。就是眼耳鼻舌身。五识有善果报，有不善果报，合起来就是十个算五识。然后领受推度。那有善果报的领受和推度，有不善果报的领受和推度，合起来就有再加四根，对吧？然后这个推度心呢，它还有一个善果报的。悦俱推度心。善果报的悦俱推度心，</w:t>
+      </w:r>
+    </w:p>
+    <w:p>
+      <w:r>
+        <w:rPr>
+          <w:b w:val="0"/>
+        </w:rPr>
+        <w:t>[00:25:00.370] 推度心里面就是等于推度心呢，有三个心。这个推度心有三个心，不善果报是舍俱善果报呢，有舍俱加悦俱两个心啊，有三个心好，所以那么。双五识加上这个这个两个领受心啊，两个推度心啊，三个推度心啊，双五识加上两个这个领受心，三个推度心啊，合起来就是十五个心呢。啊，所以这个呢，就是我们说这个。啊，无因心里面，在欲界的无因心里面啊，这个这个跟果报心相关的呢，有十五个，十五个果，无因的果报心。那我们无因心又有总共有十八个。</w:t>
+      </w:r>
+    </w:p>
+    <w:p>
+      <w:r>
+        <w:rPr>
+          <w:b w:val="0"/>
+        </w:rPr>
+        <w:t>[00:26:00.820] 那另外三个从哪里来呢？这个三个从哪里来呢？你看我们有个五门转向心对吧。五门转向心它也是无因的，它也不造业，还有一个意门转向心。它也是无因的，它不造业，它就只起转向作用的，那就去掉两个了。还有一个刚才讲的叫阿拉汉生笑心。对吧，啊阿拉汉生笑心。佛陀啊，独觉佛阿拉汉就这个微笑的时候啊，不是讲法的时候的笑，那是普通的微笑，它是生笑心，加起来有三个，那合起来就是十八个了啊，所以十八个无因心是这么来的。</w:t>
       </w:r>
     </w:p>
     <w:p>
@@ -987,7 +987,7 @@
         <w:rPr>
           <w:b w:val="0"/>
         </w:rPr>
-        <w:t>[00:26:46.430] 这个速行呢？这个对凡夫或者三果以下圣者呢？他要么是善心，要么是不善心。啊在速行来讲，因为它是造业。那如果是阿拉汉或者成佛了，他的速行心呢，就只会是唯作。他只是做，只是正确的做，不会留下业力，我们就清楚了，对吧。好，那么前面这个五识厘米受推度。和后面这个彼所缘呢，它都是果报性。啊。</w:t>
+        <w:t>[00:26:46.430] 这个速行呢？这个对凡夫或者三果以下圣者呢？他要么是善心，要么是不善心。啊在速行来讲，因为它是造业。那如果是阿拉汉或者成佛了，他的速行心呢，就只会是唯作。他只是做，只是正确的做，不会留下业力，我们就清楚了，对吧。好，那么前面这个五识领受推度。和后面这个彼所缘呢，它都是果报性。啊。</w:t>
       </w:r>
     </w:p>
     <w:p>
@@ -1048,15 +1048,15 @@
         <w:rPr>
           <w:b w:val="0"/>
         </w:rPr>
-        <w:t>[00:28:40.040] 意界呢，就是指我们转向心加上这个领受心。我们转向心只有一个领受心，有善果报不善果报有两个对吧？合起来它有三颗。这个。这个称为叫意界。</w:t>
-      </w:r>
-    </w:p>
-    <w:p>
-      <w:r>
-        <w:rPr>
-          <w:b w:val="0"/>
-        </w:rPr>
-        <w:t>[00:28:57.980] 那为什么把它称为欲界，就是意识界跟欲界是少了一个识嘛。就是这这个三个星啊，它是基本不识别那个目标的。这个五门转向心呢，就是它就像那个二传手一样，那就从原来从从有分啊，然后呢转起来朝向那个五门，它就起这个作用，它并不去看那个目标。啊，那目标看到或者听到闻到传导也这个这个这个啊，眼耳鼻生意判听嗅长处完了以后呢，交给这个一门去做运算。心里面接过来的第一个心，他只是负责接过来，他也不去做判断。所以这两个心其实它没有没有识别所缘的作用。所以不把它称为叫意识界把它称为叫。</w:t>
+        <w:t>[00:28:40.040] 意界呢，就是指五门转向心加上这个领受心。五门转向心只有一个领受心，有善果报不善果报有两个对吧？合起来它有三颗。这个。这个称为叫意界。</w:t>
+      </w:r>
+    </w:p>
+    <w:p>
+      <w:r>
+        <w:rPr>
+          <w:b w:val="0"/>
+        </w:rPr>
+        <w:t>[00:28:57.980] 那为什么把它称为意界，就是意识界跟意界是少了一个识嘛。就是这这个三个心啊，它是基本不识别那个目标的。这个五门转向心呢，就是它就像那个二传手一样，那就从原来从从有分啊，然后呢转起来朝向那个五门，它就起这个作用，它并不去看那个目标。啊，那目标看到或者听到闻到传导也这个这个这个啊，眼耳鼻生意判听嗅长处完了以后呢，交给这个一门去做运算。心里面接过来的第一个心，他只是负责接过来，他也不去做判断。所以这两个心其实它没有没有识别所缘的作用。所以不把它称为叫意识界把它称为叫。</w:t>
       </w:r>
     </w:p>
     <w:p>
@@ -1088,23 +1088,23 @@
         <w:rPr>
           <w:b w:val="0"/>
         </w:rPr>
-        <w:t>[00:30:38.310] 果报心呢，五识领受推度彼所缘啊，那这个这个无因心呢，就是从五识啊啊五门转向啊，这五识啊领受推度啊，意门转向啊。啊确定性啊都是无因性。它都是无因心好，那速行心里面呢，基本上都是有阴性。除了阿拉汉生笑心。它是无因的，其他都是有因的心好，</w:t>
-      </w:r>
-    </w:p>
-    <w:p>
-      <w:r>
-        <w:rPr>
-          <w:b w:val="0"/>
-        </w:rPr>
-        <w:t>[00:31:07.210] 那么彼所缘呢，可以是有因的，可以是无因的，可以是八大善果宝性，也可以是舍俱推度心啊啊，那也可以是悦俱推度心啊，那所以它有十一种心，就是八大善果报心。加上啊，善果报的舍俱推度心和善果报的悦俱推度心。再加上一个不善果报的舍罪推度性，它有三个合起来是等于十一个与所缘性，这是果报性的。</w:t>
-      </w:r>
-    </w:p>
-    <w:p>
-      <w:r>
-        <w:rPr>
-          <w:b w:val="0"/>
-        </w:rPr>
-        <w:t>[00:31:40.120] 好，那剩下的就是像这个有分星呢，都称为果报心，都称为果报心，所以我们就是把这个简单的做个了解呢，我们就会啊，就不会觉得这个八十九星很复杂了啊好。</w:t>
+        <w:t>[00:30:38.310] 果报心呢，五识领受推度彼所缘啊，那这个这个无因心呢，就是从五识啊啊五门转向啊，这五识啊领受推度啊，意门转向啊。啊确定性啊都是无因性。它都是无因心好，那速行心里面呢，基本上都是有因性。除了阿拉汉生笑心。它是无因的，其他都是有因的心好，</w:t>
+      </w:r>
+    </w:p>
+    <w:p>
+      <w:r>
+        <w:rPr>
+          <w:b w:val="0"/>
+        </w:rPr>
+        <w:t>[00:31:07.210] 那么彼所缘呢，可以是有因的，可以是无因的，可以是八大善果报性，也可以是舍俱推度心啊啊，那也可以是悦俱推度心啊，那所以它有十一种心，就是八大善果报心。加上啊，善果报的舍俱推度心和善果报的悦俱推度心。再加上一个不善果报的舍俱推度心，它有三个合起来是等于十一个彼所缘心，这是果报性的。</w:t>
+      </w:r>
+    </w:p>
+    <w:p>
+      <w:r>
+        <w:rPr>
+          <w:b w:val="0"/>
+        </w:rPr>
+        <w:t>[00:31:40.120] 好，那剩下的就是像这个有分心呢，都称为果报心，都称为果报心，所以我们就是把这个简单的做个了解呢，我们就会啊，就不会觉得这个八十九心很复杂了啊好。</w:t>
       </w:r>
     </w:p>
     <w:p>
